--- a/artifacts/memo__classic.docx
+++ b/artifacts/memo__classic.docx
@@ -4,6 +4,7 @@
   <w:body>
     <w:p>
       <w:pPr>
+        <w:ind w:firstLine="0"/>
         <w:jc w:val="right"/>
       </w:pPr>
       <w:r>
@@ -16,6 +17,20 @@
     </w:p>
     <w:p>
       <w:pPr>
+        <w:ind w:firstLine="0"/>
+        <w:jc w:val="right"/>
+      </w:pPr>
+      <w:r>
+        <w:rPr>
+          <w:rFonts w:ascii="Times New Roman" w:hAnsi="Times New Roman" w:cs="Times New Roman" w:eastAsia="Times New Roman"/>
+          <w:sz w:val="28"/>
+        </w:rPr>
+        <w:t>Петрова А. А.</w:t>
+      </w:r>
+    </w:p>
+    <w:p>
+      <w:pPr>
+        <w:ind w:firstLine="0"/>
         <w:jc w:val="left"/>
       </w:pPr>
       <w:r>
@@ -23,13 +38,22 @@
           <w:rFonts w:ascii="Times New Roman" w:hAnsi="Times New Roman" w:cs="Times New Roman" w:eastAsia="Times New Roman"/>
           <w:sz w:val="28"/>
         </w:rPr>
+        <w:t xml:space="preserve">Дата: </w:t>
+      </w:r>
+      <w:r>
+        <w:rPr>
+          <w:rFonts w:ascii="Times New Roman" w:hAnsi="Times New Roman" w:cs="Times New Roman" w:eastAsia="Times New Roman"/>
+          <w:sz w:val="28"/>
+        </w:rPr>
         <w:t>13.09.2026</w:t>
       </w:r>
-    </w:p>
-    <w:p>
-      <w:pPr>
-        <w:jc w:val="left"/>
-      </w:pPr>
+      <w:r>
+        <w:rPr>
+          <w:rFonts w:ascii="Times New Roman" w:hAnsi="Times New Roman" w:cs="Times New Roman" w:eastAsia="Times New Roman"/>
+          <w:sz w:val="28"/>
+        </w:rPr>
+        <w:t xml:space="preserve">    Номер: </w:t>
+      </w:r>
       <w:r>
         <w:rPr>
           <w:rFonts w:ascii="Times New Roman" w:hAnsi="Times New Roman" w:cs="Times New Roman" w:eastAsia="Times New Roman"/>
@@ -40,6 +64,21 @@
     </w:p>
     <w:p>
       <w:pPr>
+        <w:ind w:firstLine="0"/>
+        <w:jc w:val="center"/>
+      </w:pPr>
+      <w:r>
+        <w:rPr>
+          <w:rFonts w:ascii="Times New Roman" w:hAnsi="Times New Roman" w:cs="Times New Roman" w:eastAsia="Times New Roman"/>
+          <w:b/>
+          <w:sz w:val="28"/>
+        </w:rPr>
+        <w:t>СЛУЖЕБНАЯ ЗАПИСКА</w:t>
+      </w:r>
+    </w:p>
+    <w:p>
+      <w:pPr>
+        <w:ind w:firstLine="0"/>
         <w:jc w:val="center"/>
       </w:pPr>
       <w:r>
@@ -81,6 +120,7 @@
     </w:p>
     <w:p>
       <w:pPr>
+        <w:ind w:firstLine="0"/>
         <w:jc w:val="left"/>
       </w:pPr>
       <w:r>
@@ -93,6 +133,7 @@
     </w:p>
     <w:p>
       <w:pPr>
+        <w:ind w:firstLine="0"/>
         <w:jc w:val="left"/>
       </w:pPr>
       <w:r>
@@ -100,11 +141,12 @@
           <w:rFonts w:ascii="Times New Roman" w:hAnsi="Times New Roman" w:cs="Times New Roman" w:eastAsia="Times New Roman"/>
           <w:sz w:val="28"/>
         </w:rPr>
-        <w:t>Петрова А. А.</w:t>
-      </w:r>
-    </w:p>
-    <w:p>
-      <w:pPr>
+        <w:t>____________________</w:t>
+      </w:r>
+    </w:p>
+    <w:p>
+      <w:pPr>
+        <w:ind w:firstLine="0"/>
         <w:jc w:val="left"/>
       </w:pPr>
       <w:r>
@@ -117,12 +159,13 @@
     </w:p>
     <w:p>
       <w:pPr>
+        <w:ind w:firstLine="0"/>
         <w:jc w:val="left"/>
       </w:pPr>
       <w:r>
         <w:rPr>
           <w:rFonts w:ascii="Times New Roman" w:hAnsi="Times New Roman" w:cs="Times New Roman" w:eastAsia="Times New Roman"/>
-          <w:sz w:val="28"/>
+          <w:sz w:val="20"/>
         </w:rPr>
         <w:t>Сидорова В. В., тел. 123</w:t>
       </w:r>
@@ -166,40 +209,6 @@
 
 <file path=word/footer1.xml><?xml version="1.0" encoding="utf-8"?>
 <w:ftr xmlns:wpc="http://schemas.microsoft.com/office/word/2010/wordprocessingCanvas" xmlns:cx="http://schemas.microsoft.com/office/drawing/2014/chartex" xmlns:mc="http://schemas.openxmlformats.org/markup-compatibility/2006" xmlns:o="urn:schemas-microsoft-com:office:office" xmlns:r="http://schemas.openxmlformats.org/officeDocument/2006/relationships" xmlns:m="http://schemas.openxmlformats.org/officeDocument/2006/math" xmlns:v="urn:schemas-microsoft-com:vml" xmlns:wp14="http://schemas.microsoft.com/office/word/2010/wordprocessingDrawing" xmlns:wp="http://schemas.openxmlformats.org/drawingml/2006/wordprocessingDrawing" xmlns:w10="urn:schemas-microsoft-com:office:word" xmlns:w="http://schemas.openxmlformats.org/wordprocessingml/2006/main" xmlns:w14="http://schemas.microsoft.com/office/word/2010/wordml" xmlns:w15="http://schemas.microsoft.com/office/word/2012/wordml" xmlns:w16se="http://schemas.microsoft.com/office/word/2015/wordml/symex" xmlns:wpg="http://schemas.microsoft.com/office/word/2010/wordprocessingGroup" xmlns:wpi="http://schemas.microsoft.com/office/word/2010/wordprocessingInk" xmlns:wne="http://schemas.microsoft.com/office/word/2006/wordml" xmlns:wps="http://schemas.microsoft.com/office/word/2010/wordprocessingShape" mc:Ignorable="w14 w15 w16se wp14">
-  <w:sdt>
-    <w:sdtPr>
-      <w:id w:val="1514500719"/>
-      <w:docPartObj>
-        <w:docPartGallery w:val="Page Numbers (Bottom of Page)"/>
-        <w:docPartUnique/>
-      </w:docPartObj>
-    </w:sdtPr>
-    <w:sdtContent>
-      <w:p>
-        <w:pPr>
-          <w:pStyle w:val="a6"/>
-        </w:pPr>
-        <w:r>
-          <w:fldChar w:fldCharType="begin"/>
-        </w:r>
-        <w:r>
-          <w:instrText>PAGE   \* MERGEFORMAT</w:instrText>
-        </w:r>
-        <w:r>
-          <w:fldChar w:fldCharType="separate"/>
-        </w:r>
-        <w:r>
-          <w:rPr>
-            <w:noProof/>
-          </w:rPr>
-          <w:t>1</w:t>
-        </w:r>
-        <w:r>
-          <w:fldChar w:fldCharType="end"/>
-        </w:r>
-      </w:p>
-    </w:sdtContent>
-  </w:sdt>
   <w:p>
     <w:pPr>
       <w:jc w:val="center"/>
@@ -250,7 +259,20 @@
 </file>
 
 <file path=word/header1.xml><?xml version="1.0" encoding="utf-8"?>
-<w:hdr xmlns:wpc="http://schemas.microsoft.com/office/word/2010/wordprocessingCanvas" xmlns:cx="http://schemas.microsoft.com/office/drawing/2014/chartex" xmlns:mc="http://schemas.openxmlformats.org/markup-compatibility/2006" xmlns:o="urn:schemas-microsoft-com:office:office" xmlns:r="http://schemas.openxmlformats.org/officeDocument/2006/relationships" xmlns:m="http://schemas.openxmlformats.org/officeDocument/2006/math" xmlns:v="urn:schemas-microsoft-com:vml" xmlns:wp14="http://schemas.microsoft.com/office/word/2010/wordprocessingDrawing" xmlns:wp="http://schemas.openxmlformats.org/drawingml/2006/wordprocessingDrawing" xmlns:w10="urn:schemas-microsoft-com:office:word" xmlns:w="http://schemas.openxmlformats.org/wordprocessingml/2006/main" xmlns:w14="http://schemas.microsoft.com/office/word/2010/wordml" xmlns:w15="http://schemas.microsoft.com/office/word/2012/wordml" xmlns:w16se="http://schemas.microsoft.com/office/word/2015/wordml/symex" xmlns:wpg="http://schemas.microsoft.com/office/word/2010/wordprocessingGroup" xmlns:wpi="http://schemas.microsoft.com/office/word/2010/wordprocessingInk" xmlns:wne="http://schemas.microsoft.com/office/word/2006/wordml" xmlns:wps="http://schemas.microsoft.com/office/word/2010/wordprocessingShape" mc:Ignorable="w14 w15 w16se wp14"/>
+<w:hdr xmlns:wpc="http://schemas.microsoft.com/office/word/2010/wordprocessingCanvas" xmlns:cx="http://schemas.microsoft.com/office/drawing/2014/chartex" xmlns:mc="http://schemas.openxmlformats.org/markup-compatibility/2006" xmlns:o="urn:schemas-microsoft-com:office:office" xmlns:r="http://schemas.openxmlformats.org/officeDocument/2006/relationships" xmlns:m="http://schemas.openxmlformats.org/officeDocument/2006/math" xmlns:v="urn:schemas-microsoft-com:vml" xmlns:wp14="http://schemas.microsoft.com/office/word/2010/wordprocessingDrawing" xmlns:wp="http://schemas.openxmlformats.org/drawingml/2006/wordprocessingDrawing" xmlns:w10="urn:schemas-microsoft-com:office:word" xmlns:w="http://schemas.openxmlformats.org/wordprocessingml/2006/main" xmlns:w14="http://schemas.microsoft.com/office/word/2010/wordml" xmlns:w15="http://schemas.microsoft.com/office/word/2012/wordml" xmlns:w16se="http://schemas.microsoft.com/office/word/2015/wordml/symex" xmlns:wpg="http://schemas.microsoft.com/office/word/2010/wordprocessingGroup" xmlns:wpi="http://schemas.microsoft.com/office/word/2010/wordprocessingInk" xmlns:wne="http://schemas.microsoft.com/office/word/2006/wordml" xmlns:wps="http://schemas.microsoft.com/office/word/2010/wordprocessingShape" mc:Ignorable="w14 w15 w16se wp14">
+  <w:p>
+    <w:pPr>
+      <w:jc w:val="center"/>
+    </w:pPr>
+    <w:r>
+      <w:rPr>
+        <w:rFonts w:ascii="Times New Roman" w:hAnsi="Times New Roman" w:cs="Times New Roman" w:eastAsia="Times New Roman"/>
+        <w:sz w:val="22"/>
+      </w:rPr>
+      <w:t>[Название организации]</w:t>
+    </w:r>
+  </w:p>
+</w:hdr>
 </file>
 
 <file path=word/styles.xml><?xml version="1.0" encoding="utf-8"?>
